--- a/docs/deliverables/demo-video-guide/InternationalAI-TeamMongolia-DemoVideoGuide.docx
+++ b/docs/deliverables/demo-video-guide/InternationalAI-TeamMongolia-DemoVideoGuide.docx
@@ -179,7 +179,7 @@
         <w:rPr>
           <w:color w:val="1E2235"/>
         </w:rPr>
-        <w:t>0:00-0:31, shots 01-03: title and team; the problem (AI wallets pay unknown agents and can be talked into paying; the Freysa incident, Nov 2024); our narrow claim (grades only from settlement outcomes anyone can verify); the owner console</w:t>
+        <w:t>0:00-0:31, shots 01-03: animated title and team over a network of agents paying each other; why it matters, animated: a timeline of four reported AI-wallet incidents (Nov 2024 - May 2026), Freysa's case step by step, then our answer (verifiable settlements feed a credit grade that decides pay, escrow or refuse) with our narrow claim; the owner console</w:t>
       </w:r>
     </w:p>
     <w:p>
